--- a/dist/luan_an_ctu/appendix_A_data_harmonisation_en.docx
+++ b/dist/luan_an_ctu/appendix_A_data_harmonisation_en.docx
@@ -824,13 +824,13 @@
                 <w:bCs/>
                 <w:b/>
               </w:rPr>
-              <w:t xml:space="preserve">49-economy</w:t>
+              <w:t xml:space="preserve">50-economy</w:t>
             </w:r>
             <w:r>
               <w:t xml:space="preserve"> </w:t>
             </w:r>
             <w:r>
-              <w:t xml:space="preserve">Asia-Pacific frame</w:t>
+              <w:t xml:space="preserve">Asia-Pacific frame (incl. Japan 2025)</w:t>
             </w:r>
           </w:p>
         </w:tc>
@@ -858,23 +858,7 @@
               <w:t xml:space="preserve"> </w:t>
             </w:r>
             <w:r>
-              <w:t xml:space="preserve">firms (52 economies) → 49-economy frame =</w:t>
-            </w:r>
-            <w:r>
-              <w:t xml:space="preserve"> </w:t>
-            </w:r>
-            <w:r>
-              <w:rPr>
-                <w:bCs/>
-                <w:b/>
-              </w:rPr>
-              <w:t xml:space="preserve">91,864</w:t>
-            </w:r>
-            <w:r>
-              <w:t xml:space="preserve"> </w:t>
-            </w:r>
-            <w:r>
-              <w:t xml:space="preserve">firms</w:t>
+              <w:t xml:space="preserve">firms (52 economy-labels) → 50-economy frame</w:t>
             </w:r>
           </w:p>
         </w:tc>
@@ -938,10 +922,13 @@
                 <w:bCs/>
                 <w:b/>
               </w:rPr>
-              <w:t xml:space="preserve">91,982</w:t>
-            </w:r>
-            <w:r>
-              <w:t xml:space="preserve">; M2 regression N =</w:t>
+              <w:t xml:space="preserve">88,869</w:t>
+            </w:r>
+            <w:r>
+              <w:t xml:space="preserve"> </w:t>
+            </w:r>
+            <w:r>
+              <w:t xml:space="preserve">(50 economies, 103 economy-year pairs); M2 regression N =</w:t>
             </w:r>
             <w:r>
               <w:t xml:space="preserve"> </w:t>
@@ -951,10 +938,10 @@
                 <w:bCs/>
                 <w:b/>
               </w:rPr>
-              <w:t xml:space="preserve">84,910</w:t>
-            </w:r>
-            <w:r>
-              <w:t xml:space="preserve">; full-control M5 =</w:t>
+              <w:t xml:space="preserve">81,022</w:t>
+            </w:r>
+            <w:r>
+              <w:t xml:space="preserve">; two-way-FE M5 =</w:t>
             </w:r>
             <w:r>
               <w:t xml:space="preserve"> </w:t>
@@ -964,7 +951,7 @@
                 <w:bCs/>
                 <w:b/>
               </w:rPr>
-              <w:t xml:space="preserve">38,342</w:t>
+              <w:t xml:space="preserve">79,080</w:t>
             </w:r>
           </w:p>
         </w:tc>
@@ -1086,7 +1073,7 @@
         <w:rPr>
           <w:rStyle w:val="VerbatimChar"/>
         </w:rPr>
-        <w:t xml:space="preserve">    E --&gt;|"S5 · assign ICRV regime&lt;br/&gt;(WGI available)"| F["96,415 classified firms · 52 economies"]</w:t>
+        <w:t xml:space="preserve">    E --&gt;|"S5 · assign ICRV regime&lt;br/&gt;(WGI available)"| F["96,415 classified firms · 52 economy-labels"]</w:t>
       </w:r>
       <w:r>
         <w:br/>
@@ -1095,7 +1082,7 @@
         <w:rPr>
           <w:rStyle w:val="VerbatimChar"/>
         </w:rPr>
-        <w:t xml:space="preserve">    F --&gt;|"drop Comoros / Cyprus / Türkiye&lt;br/&gt;(outside Asia-Pacific)"| G["91,982 firms · 49 economies&lt;br/&gt;— ANALYTIC SAMPLE"]</w:t>
+        <w:t xml:space="preserve">    F --&gt;|"drop non-Asia-Pacific;&lt;br/&gt;keep 50-economy frame (incl. Japan 2025)"| G["88,869 firms · 50 economies&lt;br/&gt;· 103 economy-years — ANALYTIC SAMPLE"]</w:t>
       </w:r>
       <w:r>
         <w:br/>
@@ -1104,7 +1091,7 @@
         <w:rPr>
           <w:rStyle w:val="VerbatimChar"/>
         </w:rPr>
-        <w:t xml:space="preserve">    G --&gt;|"S6 · listwise on focal set"| H["84,910 — M2 regression N"]</w:t>
+        <w:t xml:space="preserve">    G --&gt;|"S6 · listwise on focal set"| H["81,022 — M2 regression N"]</w:t>
       </w:r>
       <w:r>
         <w:br/>
@@ -1113,7 +1100,7 @@
         <w:rPr>
           <w:rStyle w:val="VerbatimChar"/>
         </w:rPr>
-        <w:t xml:space="preserve">    H --&gt;|"+ full controls"| I["38,342 — M5 (two-way FE)"]</w:t>
+        <w:t xml:space="preserve">    H --&gt;|"+ controls, two-way FE"| I["79,080 — M5 (two-way FE)"]</w:t>
       </w:r>
     </w:p>
     <w:p>
@@ -1131,13 +1118,19 @@
         <w:t xml:space="preserve"> </w:t>
       </w:r>
       <w:r>
-        <w:t xml:space="preserve">The reproducible raw archive in the repository</w:t>
-      </w:r>
-      <w:r>
-        <w:t xml:space="preserve"> </w:t>
-      </w:r>
-      <w:r>
-        <w:t xml:space="preserve">(</w:t>
+        <w:t xml:space="preserve">The canonical analytic frame (50 economies incl. Japan 2025;</w:t>
+      </w:r>
+      <w:r>
+        <w:t xml:space="preserve"> </w:t>
+      </w:r>
+      <w:r>
+        <w:t xml:space="preserve">96,415 classified → 88,869 analytic → M2 N = 81,022 / M5 N = 79,080) is reproducible</w:t>
+      </w:r>
+      <w:r>
+        <w:t xml:space="preserve"> </w:t>
+      </w:r>
+      <w:r>
+        <w:t xml:space="preserve">from the raw archive (</w:t>
       </w:r>
       <w:r>
         <w:rPr>
@@ -1146,35 +1139,7 @@
         <w:t xml:space="preserve">data_wbes/raw_dta/</w:t>
       </w:r>
       <w:r>
-        <w:t xml:space="preserve">, 105 standard cross-sections ≥2006 for 49 economies, 80,523</w:t>
-      </w:r>
-      <w:r>
-        <w:t xml:space="preserve"> </w:t>
-      </w:r>
-      <w:r>
-        <w:t xml:space="preserve">firm-years) is a</w:t>
-      </w:r>
-      <w:r>
-        <w:t xml:space="preserve"> </w:t>
-      </w:r>
-      <w:r>
-        <w:rPr>
-          <w:bCs/>
-          <w:b/>
-        </w:rPr>
-        <w:t xml:space="preserve">subset</w:t>
-      </w:r>
-      <w:r>
-        <w:t xml:space="preserve"> </w:t>
-      </w:r>
-      <w:r>
-        <w:t xml:space="preserve">of the authors’ full assembly (some historical rounds</w:t>
-      </w:r>
-      <w:r>
-        <w:t xml:space="preserve"> </w:t>
-      </w:r>
-      <w:r>
-        <w:t xml:space="preserve">have not been re-uploaded).</w:t>
+        <w:t xml:space="preserve">) via</w:t>
       </w:r>
       <w:r>
         <w:t xml:space="preserve"> </w:t>
@@ -1183,57 +1148,101 @@
         <w:rPr>
           <w:rStyle w:val="VerbatimChar"/>
         </w:rPr>
-        <w:t xml:space="preserve">scripts/build_pooled_dataset.py</w:t>
-      </w:r>
-      <w:r>
-        <w:t xml:space="preserve"> </w:t>
-      </w:r>
-      <w:r>
-        <w:t xml:space="preserve">reproduces the S1–S6</w:t>
-      </w:r>
-      <w:r>
-        <w:t xml:space="preserve"> </w:t>
-      </w:r>
-      <w:r>
-        <w:rPr>
-          <w:bCs/>
-          <w:b/>
-        </w:rPr>
-        <w:t xml:space="preserve">procedure</w:t>
-      </w:r>
-      <w:r>
-        <w:t xml:space="preserve"> </w:t>
-      </w:r>
-      <w:r>
-        <w:t xml:space="preserve">on the available archive and emits a verification data flow; the</w:t>
-      </w:r>
-      <w:r>
-        <w:t xml:space="preserve"> </w:t>
-      </w:r>
-      <w:r>
-        <w:rPr>
-          <w:bCs/>
-          <w:b/>
-        </w:rPr>
-        <w:t xml:space="preserve">official, locked</w:t>
-      </w:r>
-      <w:r>
-        <w:t xml:space="preserve"> </w:t>
-      </w:r>
-      <w:r>
-        <w:t xml:space="preserve">sample sizes (96,415 / 91,982 / 84,910) are reported from the</w:t>
-      </w:r>
-      <w:r>
-        <w:t xml:space="preserve"> </w:t>
-      </w:r>
-      <w:r>
-        <w:t xml:space="preserve">master file and are the figures cited in Chapters 3–4. The gap between the two layers</w:t>
-      </w:r>
-      <w:r>
-        <w:t xml:space="preserve"> </w:t>
-      </w:r>
-      <w:r>
-        <w:t xml:space="preserve">is disclosed transparently for committee verification.</w:t>
+        <w:t xml:space="preserve">scripts/p7_run_50econ.py</w:t>
+      </w:r>
+      <w:r>
+        <w:t xml:space="preserve">; the locked</w:t>
+      </w:r>
+      <w:r>
+        <w:t xml:space="preserve"> </w:t>
+      </w:r>
+      <w:r>
+        <w:t xml:space="preserve">values are recorded in</w:t>
+      </w:r>
+      <w:r>
+        <w:t xml:space="preserve"> </w:t>
+      </w:r>
+      <w:r>
+        <w:rPr>
+          <w:rStyle w:val="VerbatimChar"/>
+        </w:rPr>
+        <w:t xml:space="preserve">data_wbes/analysis/CANONICAL_NUMBERS.md</w:t>
+      </w:r>
+      <w:r>
+        <w:t xml:space="preserve"> </w:t>
+      </w:r>
+      <w:r>
+        <w:t xml:space="preserve">and the re-estimation</w:t>
+      </w:r>
+      <w:r>
+        <w:t xml:space="preserve"> </w:t>
+      </w:r>
+      <w:r>
+        <w:t xml:space="preserve">log (</w:t>
+      </w:r>
+      <w:r>
+        <w:rPr>
+          <w:rStyle w:val="VerbatimChar"/>
+        </w:rPr>
+        <w:t xml:space="preserve">REESTIMATION_LOG_2026-06-13.md</w:t>
+      </w:r>
+      <w:r>
+        <w:t xml:space="preserve">), and are the figures cited in Chapters 3–4.</w:t>
+      </w:r>
+      <w:r>
+        <w:t xml:space="preserve"> </w:t>
+      </w:r>
+      <w:r>
+        <w:t xml:space="preserve">An earlier master-file assembly (</w:t>
+      </w:r>
+      <w:r>
+        <w:rPr>
+          <w:rStyle w:val="VerbatimChar"/>
+        </w:rPr>
+        <w:t xml:space="preserve">data_wbes/p7/p7_pooled_clean.csv</w:t>
+      </w:r>
+      <w:r>
+        <w:t xml:space="preserve">) produced a</w:t>
+      </w:r>
+      <w:r>
+        <w:t xml:space="preserve"> </w:t>
+      </w:r>
+      <w:r>
+        <w:t xml:space="preserve">pre-Japan 49-economy build (91,982 analytic / 84,910 M2 / 38,342 full-control M5); that</w:t>
+      </w:r>
+      <w:r>
+        <w:t xml:space="preserve"> </w:t>
+      </w:r>
+      <w:r>
+        <w:t xml:space="preserve">build is</w:t>
+      </w:r>
+      <w:r>
+        <w:t xml:space="preserve"> </w:t>
+      </w:r>
+      <w:r>
+        <w:rPr>
+          <w:bCs/>
+          <w:b/>
+        </w:rPr>
+        <w:t xml:space="preserve">superseded</w:t>
+      </w:r>
+      <w:r>
+        <w:t xml:space="preserve"> </w:t>
+      </w:r>
+      <w:r>
+        <w:t xml:space="preserve">by the Japan-inclusive re-estimation and is retained only for</w:t>
+      </w:r>
+      <w:r>
+        <w:t xml:space="preserve"> </w:t>
+      </w:r>
+      <w:r>
+        <w:t xml:space="preserve">provenance. The standalone P7 working paper still reports the earlier build and is being</w:t>
+      </w:r>
+      <w:r>
+        <w:t xml:space="preserve"> </w:t>
+      </w:r>
+      <w:r>
+        <w:t xml:space="preserve">reconciled to the canonical frame before journal submission.</w:t>
       </w:r>
     </w:p>
     <w:bookmarkEnd w:id="22"/>
@@ -2973,7 +2982,10 @@
     </w:p>
     <w:bookmarkEnd w:id="29"/>
     <w:bookmarkEnd w:id="30"/>
-    <w:sectPr/>
+    <w:sectPr>
+      <w:pgSz w:h="16838" w:w="11906"/>
+      <w:pgMar w:bottom="1417" w:left="1417" w:right="1417" w:top="1417"/>
+    </w:sectPr>
   </w:body>
 </w:document>
 </file>
@@ -3300,29 +3312,59 @@
   <w:style w:default="1" w:styleId="Normal" w:type="paragraph">
     <w:name w:val="Normal"/>
     <w:qFormat/>
+    <w:pPr>
+      <w:spacing w:line="276" w:lineRule="auto"/>
+      <w:jc w:val="both"/>
+    </w:pPr>
+    <w:rPr>
+      <w:rFonts w:ascii="Times New Roman" w:eastAsia="Times New Roman" w:hAnsi="Times New Roman"/>
+      <w:color w:val="000000"/>
+      <w:sz w:val="24"/>
+    </w:rPr>
   </w:style>
   <w:style w:styleId="BodyText" w:type="paragraph">
     <w:name w:val="Body Text"/>
     <w:basedOn w:val="Normal"/>
     <w:link w:val="BodyTextChar"/>
     <w:pPr>
-      <w:spacing w:after="180" w:before="180"/>
+      <w:spacing w:after="180" w:before="180" w:line="276" w:lineRule="auto"/>
+      <w:jc w:val="both"/>
     </w:pPr>
     <w:qFormat/>
+    <w:rPr>
+      <w:rFonts w:ascii="Times New Roman" w:eastAsia="Times New Roman" w:hAnsi="Times New Roman"/>
+      <w:color w:val="000000"/>
+      <w:sz w:val="24"/>
+    </w:rPr>
   </w:style>
   <w:style w:customStyle="1" w:styleId="FirstParagraph" w:type="paragraph">
     <w:name w:val="First Paragraph"/>
     <w:basedOn w:val="BodyText"/>
     <w:next w:val="BodyText"/>
     <w:qFormat/>
+    <w:pPr>
+      <w:spacing w:line="276" w:lineRule="auto"/>
+      <w:jc w:val="both"/>
+    </w:pPr>
+    <w:rPr>
+      <w:rFonts w:ascii="Times New Roman" w:eastAsia="Times New Roman" w:hAnsi="Times New Roman"/>
+      <w:color w:val="000000"/>
+      <w:sz w:val="24"/>
+    </w:rPr>
   </w:style>
   <w:style w:customStyle="1" w:styleId="Compact" w:type="paragraph">
     <w:name w:val="Compact"/>
     <w:basedOn w:val="BodyText"/>
     <w:qFormat/>
     <w:pPr>
-      <w:spacing w:after="36" w:before="36"/>
+      <w:spacing w:after="36" w:before="36" w:line="276" w:lineRule="auto"/>
+      <w:jc w:val="both"/>
     </w:pPr>
+    <w:rPr>
+      <w:rFonts w:ascii="Times New Roman" w:eastAsia="Times New Roman" w:hAnsi="Times New Roman"/>
+      <w:color w:val="000000"/>
+      <w:sz w:val="24"/>
+    </w:rPr>
   </w:style>
   <w:style w:styleId="Title" w:type="paragraph">
     <w:name w:val="Title"/>
@@ -3332,15 +3374,15 @@
     <w:pPr>
       <w:keepNext/>
       <w:keepLines/>
-      <w:spacing w:after="240" w:before="480"/>
-      <w:jc w:val="center"/>
+      <w:spacing w:after="240" w:before="480" w:line="276" w:lineRule="auto"/>
+      <w:jc w:val="both"/>
     </w:pPr>
     <w:rPr>
-      <w:rFonts w:asciiTheme="majorHAnsi" w:cstheme="majorBidi" w:eastAsiaTheme="majorEastAsia" w:hAnsiTheme="majorHAnsi"/>
+      <w:rFonts w:ascii="Times New Roman" w:asciiTheme="majorHAnsi" w:cstheme="majorBidi" w:eastAsia="Times New Roman" w:eastAsiaTheme="majorEastAsia" w:hAnsi="Times New Roman" w:hAnsiTheme="majorHAnsi"/>
       <w:b/>
       <w:bCs/>
-      <w:color w:themeColor="accent1" w:themeShade="B5" w:val="345A8A"/>
-      <w:sz w:val="36"/>
+      <w:color w:val="000000"/>
+      <w:sz w:val="24"/>
       <w:szCs w:val="36"/>
     </w:rPr>
   </w:style>
@@ -3352,11 +3394,13 @@
     <w:pPr>
       <w:keepNext/>
       <w:keepLines/>
-      <w:spacing w:after="240" w:before="240"/>
-      <w:jc w:val="center"/>
+      <w:spacing w:after="240" w:before="240" w:line="276" w:lineRule="auto"/>
+      <w:jc w:val="both"/>
     </w:pPr>
     <w:rPr>
-      <w:sz w:val="30"/>
+      <w:rFonts w:ascii="Times New Roman" w:eastAsia="Times New Roman" w:hAnsi="Times New Roman"/>
+      <w:color w:val="000000"/>
+      <w:sz w:val="24"/>
       <w:szCs w:val="30"/>
     </w:rPr>
   </w:style>
@@ -3367,8 +3411,14 @@
     <w:pPr>
       <w:keepNext/>
       <w:keepLines/>
-      <w:jc w:val="center"/>
+      <w:spacing w:line="276" w:lineRule="auto"/>
+      <w:jc w:val="both"/>
     </w:pPr>
+    <w:rPr>
+      <w:rFonts w:ascii="Times New Roman" w:eastAsia="Times New Roman" w:hAnsi="Times New Roman"/>
+      <w:color w:val="000000"/>
+      <w:sz w:val="24"/>
+    </w:rPr>
   </w:style>
   <w:style w:styleId="Date" w:type="paragraph">
     <w:name w:val="Date"/>
@@ -3377,8 +3427,14 @@
     <w:pPr>
       <w:keepNext/>
       <w:keepLines/>
-      <w:jc w:val="center"/>
+      <w:spacing w:line="276" w:lineRule="auto"/>
+      <w:jc w:val="both"/>
     </w:pPr>
+    <w:rPr>
+      <w:rFonts w:ascii="Times New Roman" w:eastAsia="Times New Roman" w:hAnsi="Times New Roman"/>
+      <w:color w:val="000000"/>
+      <w:sz w:val="24"/>
+    </w:rPr>
   </w:style>
   <w:style w:customStyle="1" w:styleId="AbstractTitle" w:type="paragraph">
     <w:name w:val="Abstract Title"/>
@@ -3388,15 +3444,15 @@
     <w:pPr>
       <w:keepNext/>
       <w:keepLines/>
-      <w:jc w:val="center"/>
-      <w:spacing w:after="0" w:before="300"/>
+      <w:jc w:val="both"/>
+      <w:spacing w:after="0" w:before="300" w:line="276" w:lineRule="auto"/>
     </w:pPr>
     <w:rPr>
-      <w:sz w:val="20"/>
+      <w:color w:val="000000"/>
+      <w:sz w:val="24"/>
       <w:szCs w:val="20"/>
+      <w:rFonts w:ascii="Times New Roman" w:eastAsia="Times New Roman" w:hAnsi="Times New Roman"/>
       <w:b/>
-      <w:color w:val="345A8A"/>
-      &gt;
     </w:rPr>
   </w:style>
   <w:style w:customStyle="1" w:styleId="Abstract" w:type="paragraph">
@@ -3407,10 +3463,13 @@
     <w:pPr>
       <w:keepNext/>
       <w:keepLines/>
-      <w:spacing w:after="300" w:before="100"/>
+      <w:spacing w:after="300" w:before="100" w:line="276" w:lineRule="auto"/>
+      <w:jc w:val="both"/>
     </w:pPr>
     <w:rPr>
-      <w:sz w:val="20"/>
+      <w:rFonts w:ascii="Times New Roman" w:eastAsia="Times New Roman" w:hAnsi="Times New Roman"/>
+      <w:color w:val="000000"/>
+      <w:sz w:val="24"/>
       <w:szCs w:val="20"/>
     </w:rPr>
   </w:style>
@@ -3419,8 +3478,15 @@
     <w:basedOn w:val="Normal"/>
     <w:next w:val="Bibliography"/>
     <w:qFormat/>
-    <w:pPr/>
-    <w:rPr/>
+    <w:pPr>
+      <w:spacing w:line="276" w:lineRule="auto"/>
+      <w:jc w:val="both"/>
+    </w:pPr>
+    <w:rPr>
+      <w:rFonts w:ascii="Times New Roman" w:eastAsia="Times New Roman" w:hAnsi="Times New Roman"/>
+      <w:color w:val="000000"/>
+      <w:sz w:val="24"/>
+    </w:rPr>
   </w:style>
   <w:style w:styleId="Heading1" w:type="paragraph">
     <w:name w:val="Heading 1"/>
@@ -3431,15 +3497,16 @@
     <w:pPr>
       <w:keepNext/>
       <w:keepLines/>
-      <w:spacing w:after="0" w:before="480"/>
+      <w:spacing w:after="0" w:before="480" w:line="276" w:lineRule="auto"/>
+      <w:jc w:val="both"/>
       <w:outlineLvl w:val="0"/>
     </w:pPr>
     <w:rPr>
-      <w:rFonts w:asciiTheme="majorHAnsi" w:cstheme="majorBidi" w:eastAsiaTheme="majorEastAsia" w:hAnsiTheme="majorHAnsi"/>
+      <w:rFonts w:ascii="Times New Roman" w:asciiTheme="majorHAnsi" w:cstheme="majorBidi" w:eastAsia="Times New Roman" w:eastAsiaTheme="majorEastAsia" w:hAnsi="Times New Roman" w:hAnsiTheme="majorHAnsi"/>
       <w:b/>
       <w:bCs/>
-      <w:color w:themeColor="accent1" w:val="4F81BD"/>
-      <w:sz w:val="32"/>
+      <w:color w:val="000000"/>
+      <w:sz w:val="24"/>
       <w:szCs w:val="32"/>
     </w:rPr>
   </w:style>
@@ -3453,15 +3520,16 @@
     <w:pPr>
       <w:keepNext/>
       <w:keepLines/>
-      <w:spacing w:after="0" w:before="200"/>
+      <w:spacing w:after="0" w:before="200" w:line="276" w:lineRule="auto"/>
+      <w:jc w:val="both"/>
       <w:outlineLvl w:val="1"/>
     </w:pPr>
     <w:rPr>
-      <w:rFonts w:asciiTheme="majorHAnsi" w:cstheme="majorBidi" w:eastAsiaTheme="majorEastAsia" w:hAnsiTheme="majorHAnsi"/>
+      <w:rFonts w:ascii="Times New Roman" w:asciiTheme="majorHAnsi" w:cstheme="majorBidi" w:eastAsia="Times New Roman" w:eastAsiaTheme="majorEastAsia" w:hAnsi="Times New Roman" w:hAnsiTheme="majorHAnsi"/>
       <w:b/>
       <w:bCs/>
-      <w:color w:themeColor="accent1" w:val="4F81BD"/>
-      <w:sz w:val="28"/>
+      <w:color w:val="000000"/>
+      <w:sz w:val="24"/>
       <w:szCs w:val="28"/>
     </w:rPr>
   </w:style>
@@ -3475,14 +3543,15 @@
     <w:pPr>
       <w:keepNext/>
       <w:keepLines/>
-      <w:spacing w:after="0" w:before="200"/>
+      <w:spacing w:after="0" w:before="200" w:line="276" w:lineRule="auto"/>
+      <w:jc w:val="both"/>
       <w:outlineLvl w:val="2"/>
     </w:pPr>
     <w:rPr>
-      <w:rFonts w:asciiTheme="majorHAnsi" w:cstheme="majorBidi" w:eastAsiaTheme="majorEastAsia" w:hAnsiTheme="majorHAnsi"/>
+      <w:rFonts w:ascii="Times New Roman" w:asciiTheme="majorHAnsi" w:cstheme="majorBidi" w:eastAsia="Times New Roman" w:eastAsiaTheme="majorEastAsia" w:hAnsi="Times New Roman" w:hAnsiTheme="majorHAnsi"/>
       <w:b/>
       <w:bCs/>
-      <w:color w:themeColor="accent1" w:val="4F81BD"/>
+      <w:color w:val="000000"/>
       <w:sz w:val="24"/>
       <w:szCs w:val="24"/>
     </w:rPr>
@@ -3497,14 +3566,15 @@
     <w:pPr>
       <w:keepNext/>
       <w:keepLines/>
-      <w:spacing w:after="0" w:before="200"/>
+      <w:spacing w:after="0" w:before="200" w:line="276" w:lineRule="auto"/>
+      <w:jc w:val="both"/>
       <w:outlineLvl w:val="3"/>
     </w:pPr>
     <w:rPr>
-      <w:rFonts w:asciiTheme="majorHAnsi" w:cstheme="majorBidi" w:eastAsiaTheme="majorEastAsia" w:hAnsiTheme="majorHAnsi"/>
+      <w:rFonts w:ascii="Times New Roman" w:asciiTheme="majorHAnsi" w:cstheme="majorBidi" w:eastAsia="Times New Roman" w:eastAsiaTheme="majorEastAsia" w:hAnsi="Times New Roman" w:hAnsiTheme="majorHAnsi"/>
       <w:i/>
       <w:bCs/>
-      <w:color w:themeColor="accent1" w:val="4F81BD"/>
+      <w:color w:val="000000"/>
       <w:sz w:val="24"/>
       <w:szCs w:val="24"/>
     </w:rPr>
@@ -3519,13 +3589,14 @@
     <w:pPr>
       <w:keepNext/>
       <w:keepLines/>
-      <w:spacing w:after="0" w:before="200"/>
+      <w:spacing w:after="0" w:before="200" w:line="276" w:lineRule="auto"/>
+      <w:jc w:val="both"/>
       <w:outlineLvl w:val="4"/>
     </w:pPr>
     <w:rPr>
-      <w:rFonts w:asciiTheme="majorHAnsi" w:cstheme="majorBidi" w:eastAsiaTheme="majorEastAsia" w:hAnsiTheme="majorHAnsi"/>
+      <w:rFonts w:ascii="Times New Roman" w:asciiTheme="majorHAnsi" w:cstheme="majorBidi" w:eastAsia="Times New Roman" w:eastAsiaTheme="majorEastAsia" w:hAnsi="Times New Roman" w:hAnsiTheme="majorHAnsi"/>
       <w:iCs/>
-      <w:color w:themeColor="accent1" w:val="4F81BD"/>
+      <w:color w:val="000000"/>
       <w:sz w:val="24"/>
       <w:szCs w:val="24"/>
     </w:rPr>
@@ -3540,12 +3611,13 @@
     <w:pPr>
       <w:keepNext/>
       <w:keepLines/>
-      <w:spacing w:after="0" w:before="200"/>
+      <w:spacing w:after="0" w:before="200" w:line="276" w:lineRule="auto"/>
+      <w:jc w:val="both"/>
       <w:outlineLvl w:val="5"/>
     </w:pPr>
     <w:rPr>
-      <w:rFonts w:asciiTheme="majorHAnsi" w:cstheme="majorBidi" w:eastAsiaTheme="majorEastAsia" w:hAnsiTheme="majorHAnsi"/>
-      <w:color w:themeColor="accent1" w:val="4F81BD"/>
+      <w:rFonts w:ascii="Times New Roman" w:asciiTheme="majorHAnsi" w:cstheme="majorBidi" w:eastAsia="Times New Roman" w:eastAsiaTheme="majorEastAsia" w:hAnsi="Times New Roman" w:hAnsiTheme="majorHAnsi"/>
+      <w:color w:val="000000"/>
       <w:sz w:val="24"/>
       <w:szCs w:val="24"/>
     </w:rPr>
@@ -3560,12 +3632,13 @@
     <w:pPr>
       <w:keepNext/>
       <w:keepLines/>
-      <w:spacing w:after="0" w:before="200"/>
+      <w:spacing w:after="0" w:before="200" w:line="276" w:lineRule="auto"/>
+      <w:jc w:val="both"/>
       <w:outlineLvl w:val="6"/>
     </w:pPr>
     <w:rPr>
-      <w:rFonts w:asciiTheme="majorHAnsi" w:cstheme="majorBidi" w:eastAsiaTheme="majorEastAsia" w:hAnsiTheme="majorHAnsi"/>
-      <w:color w:themeColor="accent1" w:val="4F81BD"/>
+      <w:rFonts w:ascii="Times New Roman" w:asciiTheme="majorHAnsi" w:cstheme="majorBidi" w:eastAsia="Times New Roman" w:eastAsiaTheme="majorEastAsia" w:hAnsi="Times New Roman" w:hAnsiTheme="majorHAnsi"/>
+      <w:color w:val="000000"/>
       <w:sz w:val="24"/>
       <w:szCs w:val="24"/>
     </w:rPr>
@@ -3580,12 +3653,13 @@
     <w:pPr>
       <w:keepNext/>
       <w:keepLines/>
-      <w:spacing w:after="0" w:before="200"/>
+      <w:spacing w:after="0" w:before="200" w:line="276" w:lineRule="auto"/>
+      <w:jc w:val="both"/>
       <w:outlineLvl w:val="7"/>
     </w:pPr>
     <w:rPr>
-      <w:rFonts w:asciiTheme="majorHAnsi" w:cstheme="majorBidi" w:eastAsiaTheme="majorEastAsia" w:hAnsiTheme="majorHAnsi"/>
-      <w:color w:themeColor="accent1" w:val="4F81BD"/>
+      <w:rFonts w:ascii="Times New Roman" w:asciiTheme="majorHAnsi" w:cstheme="majorBidi" w:eastAsia="Times New Roman" w:eastAsiaTheme="majorEastAsia" w:hAnsi="Times New Roman" w:hAnsiTheme="majorHAnsi"/>
+      <w:color w:val="000000"/>
       <w:sz w:val="24"/>
       <w:szCs w:val="24"/>
     </w:rPr>
@@ -3600,12 +3674,13 @@
     <w:pPr>
       <w:keepNext/>
       <w:keepLines/>
-      <w:spacing w:after="0" w:before="200"/>
+      <w:spacing w:after="0" w:before="200" w:line="276" w:lineRule="auto"/>
+      <w:jc w:val="both"/>
       <w:outlineLvl w:val="8"/>
     </w:pPr>
     <w:rPr>
-      <w:rFonts w:asciiTheme="majorHAnsi" w:cstheme="majorBidi" w:eastAsiaTheme="majorEastAsia" w:hAnsiTheme="majorHAnsi"/>
-      <w:color w:themeColor="accent1" w:val="4F81BD"/>
+      <w:rFonts w:ascii="Times New Roman" w:asciiTheme="majorHAnsi" w:cstheme="majorBidi" w:eastAsia="Times New Roman" w:eastAsiaTheme="majorEastAsia" w:hAnsi="Times New Roman" w:hAnsiTheme="majorHAnsi"/>
+      <w:color w:val="000000"/>
       <w:sz w:val="24"/>
       <w:szCs w:val="24"/>
     </w:rPr>
@@ -3618,9 +3693,15 @@
     <w:unhideWhenUsed/>
     <w:qFormat/>
     <w:pPr>
-      <w:spacing w:after="100" w:before="100"/>
+      <w:spacing w:after="100" w:before="100" w:line="276" w:lineRule="auto"/>
       <w:ind w:firstLine="0" w:left="480" w:right="480"/>
+      <w:jc w:val="both"/>
     </w:pPr>
+    <w:rPr>
+      <w:rFonts w:ascii="Times New Roman" w:eastAsia="Times New Roman" w:hAnsi="Times New Roman"/>
+      <w:color w:val="000000"/>
+      <w:sz w:val="24"/>
+    </w:rPr>
   </w:style>
   <w:style w:styleId="FootnoteText" w:type="paragraph">
     <w:name w:val="Footnote Text"/>
@@ -3629,11 +3710,25 @@
     <w:uiPriority w:val="9"/>
     <w:unhideWhenUsed/>
     <w:qFormat/>
+    <w:pPr>
+      <w:spacing w:line="276" w:lineRule="auto"/>
+      <w:jc w:val="both"/>
+    </w:pPr>
+    <w:rPr>
+      <w:rFonts w:ascii="Times New Roman" w:eastAsia="Times New Roman" w:hAnsi="Times New Roman"/>
+      <w:color w:val="000000"/>
+      <w:sz w:val="24"/>
+    </w:rPr>
   </w:style>
   <w:style w:default="1" w:styleId="DefaultParagraphFont" w:type="character">
     <w:name w:val="Default Paragraph Font"/>
     <w:semiHidden/>
     <w:unhideWhenUsed/>
+    <w:rPr>
+      <w:rFonts w:ascii="Times New Roman" w:eastAsia="Times New Roman" w:hAnsi="Times New Roman"/>
+      <w:color w:val="000000"/>
+      <w:sz w:val="24"/>
+    </w:rPr>
   </w:style>
   <w:style w:default="1" w:styleId="Table" w:type="table">
     <w:name w:val="Table"/>
@@ -3641,6 +3736,15 @@
     <w:semiHidden/>
     <w:unhideWhenUsed/>
     <w:qFormat/>
+    <w:pPr>
+      <w:spacing w:line="276" w:lineRule="auto"/>
+      <w:jc w:val="both"/>
+    </w:pPr>
+    <w:rPr>
+      <w:rFonts w:ascii="Times New Roman" w:eastAsia="Times New Roman" w:hAnsi="Times New Roman"/>
+      <w:color w:val="000000"/>
+      <w:sz w:val="24"/>
+    </w:rPr>
     <w:tblPr>
       <w:tblInd w:type="dxa" w:w="0"/>
       <w:tblCellMar>
@@ -3673,25 +3777,42 @@
     <w:pPr>
       <w:keepNext/>
       <w:keepLines/>
-      <w:spacing w:after="0"/>
+      <w:spacing w:after="0" w:line="276" w:lineRule="auto"/>
+      <w:jc w:val="both"/>
     </w:pPr>
     <w:rPr>
+      <w:rFonts w:ascii="Times New Roman" w:eastAsia="Times New Roman" w:hAnsi="Times New Roman"/>
       <w:b/>
+      <w:color w:val="000000"/>
+      <w:sz w:val="24"/>
     </w:rPr>
   </w:style>
   <w:style w:customStyle="1" w:styleId="Definition" w:type="paragraph">
     <w:name w:val="Definition"/>
     <w:basedOn w:val="Normal"/>
+    <w:pPr>
+      <w:spacing w:line="276" w:lineRule="auto"/>
+      <w:jc w:val="both"/>
+    </w:pPr>
+    <w:rPr>
+      <w:rFonts w:ascii="Times New Roman" w:eastAsia="Times New Roman" w:hAnsi="Times New Roman"/>
+      <w:color w:val="000000"/>
+      <w:sz w:val="24"/>
+    </w:rPr>
   </w:style>
   <w:style w:styleId="Caption" w:type="paragraph">
     <w:name w:val="Caption"/>
     <w:basedOn w:val="Normal"/>
     <w:link w:val="BodyTextChar"/>
     <w:pPr>
-      <w:spacing w:after="120" w:before="0"/>
+      <w:spacing w:after="120" w:before="0" w:line="276" w:lineRule="auto"/>
+      <w:jc w:val="both"/>
     </w:pPr>
     <w:rPr>
+      <w:rFonts w:ascii="Times New Roman" w:eastAsia="Times New Roman" w:hAnsi="Times New Roman"/>
       <w:i/>
+      <w:color w:val="000000"/>
+      <w:sz w:val="24"/>
     </w:rPr>
   </w:style>
   <w:style w:customStyle="1" w:styleId="TableCaption" w:type="paragraph">
@@ -3699,44 +3820,90 @@
     <w:basedOn w:val="Caption"/>
     <w:pPr>
       <w:keepNext/>
+      <w:spacing w:line="276" w:lineRule="auto"/>
+      <w:jc w:val="both"/>
     </w:pPr>
+    <w:rPr>
+      <w:rFonts w:ascii="Times New Roman" w:eastAsia="Times New Roman" w:hAnsi="Times New Roman"/>
+      <w:color w:val="000000"/>
+      <w:sz w:val="24"/>
+    </w:rPr>
   </w:style>
   <w:style w:customStyle="1" w:styleId="ImageCaption" w:type="paragraph">
     <w:name w:val="Image Caption"/>
     <w:basedOn w:val="Caption"/>
+    <w:pPr>
+      <w:spacing w:line="276" w:lineRule="auto"/>
+      <w:jc w:val="both"/>
+    </w:pPr>
+    <w:rPr>
+      <w:rFonts w:ascii="Times New Roman" w:eastAsia="Times New Roman" w:hAnsi="Times New Roman"/>
+      <w:color w:val="000000"/>
+      <w:sz w:val="24"/>
+    </w:rPr>
   </w:style>
   <w:style w:customStyle="1" w:styleId="Figure" w:type="paragraph">
     <w:name w:val="Figure"/>
     <w:basedOn w:val="Normal"/>
+    <w:pPr>
+      <w:spacing w:line="276" w:lineRule="auto"/>
+      <w:jc w:val="both"/>
+    </w:pPr>
+    <w:rPr>
+      <w:rFonts w:ascii="Times New Roman" w:eastAsia="Times New Roman" w:hAnsi="Times New Roman"/>
+      <w:color w:val="000000"/>
+      <w:sz w:val="24"/>
+    </w:rPr>
   </w:style>
   <w:style w:customStyle="1" w:styleId="CaptionedFigure" w:type="paragraph">
     <w:name w:val="Captioned Figure"/>
     <w:basedOn w:val="Figure"/>
     <w:pPr>
       <w:keepNext/>
+      <w:spacing w:line="276" w:lineRule="auto"/>
+      <w:jc w:val="both"/>
     </w:pPr>
+    <w:rPr>
+      <w:rFonts w:ascii="Times New Roman" w:eastAsia="Times New Roman" w:hAnsi="Times New Roman"/>
+      <w:color w:val="000000"/>
+      <w:sz w:val="24"/>
+    </w:rPr>
   </w:style>
   <w:style w:customStyle="1" w:styleId="BodyTextChar" w:type="character">
     <w:name w:val="Body Text Char"/>
     <w:basedOn w:val="DefaultParagraphFont"/>
     <w:link w:val="BodyText"/>
+    <w:rPr>
+      <w:rFonts w:ascii="Times New Roman" w:eastAsia="Times New Roman" w:hAnsi="Times New Roman"/>
+      <w:color w:val="000000"/>
+      <w:sz w:val="24"/>
+    </w:rPr>
   </w:style>
   <w:style w:customStyle="1" w:styleId="VerbatimChar" w:type="character">
     <w:name w:val="Verbatim Char"/>
     <w:basedOn w:val="BodyTextChar"/>
     <w:rPr>
-      <w:rFonts w:ascii="Consolas" w:hAnsi="Consolas"/>
-      <w:sz w:val="22"/>
+      <w:rFonts w:ascii="Times New Roman" w:eastAsia="Times New Roman" w:hAnsi="Times New Roman"/>
+      <w:color w:val="000000"/>
+      <w:sz w:val="24"/>
     </w:rPr>
   </w:style>
   <w:style w:customStyle="1" w:styleId="SectionNumber" w:type="character">
     <w:name w:val="Section Number"/>
     <w:basedOn w:val="BodyTextChar"/>
+    <w:rPr>
+      <w:rFonts w:ascii="Times New Roman" w:eastAsia="Times New Roman" w:hAnsi="Times New Roman"/>
+      <w:color w:val="000000"/>
+      <w:sz w:val="24"/>
+    </w:rPr>
   </w:style>
   <w:style w:styleId="FootnoteReference" w:type="character">
     <w:name w:val="Footnote Reference"/>
     <w:basedOn w:val="BodyTextChar"/>
     <w:rPr>
+      <w:rFonts w:ascii="Times New Roman" w:eastAsia="Times New Roman" w:hAnsi="Times New Roman"/>
+      <w:color w:val="000000"/>
+      <w:sz w:val="24"/>
       <w:vertAlign w:val="superscript"/>
     </w:rPr>
   </w:style>
@@ -3744,7 +3911,9 @@
     <w:name w:val="Hyperlink"/>
     <w:basedOn w:val="BodyTextChar"/>
     <w:rPr>
-      <w:color w:themeColor="accent1" w:val="4F81BD"/>
+      <w:rFonts w:ascii="Times New Roman" w:eastAsia="Times New Roman" w:hAnsi="Times New Roman"/>
+      <w:color w:val="000000"/>
+      <w:sz w:val="24"/>
     </w:rPr>
   </w:style>
   <w:style w:styleId="TOCHeading" w:type="paragraph">
@@ -3755,14 +3924,16 @@
     <w:unhideWhenUsed/>
     <w:qFormat/>
     <w:pPr>
-      <w:spacing w:before="240" w:line="259" w:lineRule="auto"/>
+      <w:spacing w:before="240" w:line="276" w:lineRule="auto"/>
+      <w:jc w:val="both"/>
       <w:outlineLvl w:val="9"/>
     </w:pPr>
     <w:rPr>
-      <w:rFonts w:asciiTheme="majorHAnsi" w:cstheme="majorBidi" w:eastAsiaTheme="majorEastAsia" w:hAnsiTheme="majorHAnsi"/>
+      <w:rFonts w:ascii="Times New Roman" w:asciiTheme="majorHAnsi" w:cstheme="majorBidi" w:eastAsia="Times New Roman" w:eastAsiaTheme="majorEastAsia" w:hAnsi="Times New Roman" w:hAnsiTheme="majorHAnsi"/>
       <w:b w:val="0"/>
       <w:bCs w:val="0"/>
-      <w:color w:themeColor="accent1" w:themeShade="BF" w:val="365F91"/>
+      <w:color w:val="000000"/>
+      <w:sz w:val="24"/>
     </w:rPr>
   </w:style>
   <w:style w:type="paragraph" w:customStyle="1" w:styleId="SourceCode">

--- a/dist/luan_an_ctu/appendix_A_data_harmonisation_en.docx
+++ b/dist/luan_an_ctu/appendix_A_data_harmonisation_en.docx
@@ -2,6 +2,32 @@
 <file path=word/document.xml><?xml version="1.0" encoding="utf-8"?>
 <w:document xmlns:w="http://schemas.openxmlformats.org/wordprocessingml/2006/main" xmlns:m="http://schemas.openxmlformats.org/officeDocument/2006/math" xmlns:r="http://schemas.openxmlformats.org/officeDocument/2006/relationships" xmlns:o="urn:schemas-microsoft-com:office:office" xmlns:v="urn:schemas-microsoft-com:vml" xmlns:w10="urn:schemas-microsoft-com:office:word" xmlns:a="http://schemas.openxmlformats.org/drawingml/2006/main" xmlns:pic="http://schemas.openxmlformats.org/drawingml/2006/picture" xmlns:wp="http://schemas.openxmlformats.org/drawingml/2006/wordprocessingDrawing">
   <w:body>
+    <w:sdt>
+      <w:sdtPr>
+        <w:docPartObj>
+          <w:docPartGallery w:val="Table of Contents"/>
+          <w:docPartUnique/>
+        </w:docPartObj>
+      </w:sdtPr>
+      <w:sdtContent>
+        <w:p>
+          <w:pPr>
+            <w:pStyle w:val="TOCHeading"/>
+          </w:pPr>
+          <w:r>
+            <w:t xml:space="preserve">Table of Contents</w:t>
+          </w:r>
+        </w:p>
+        <w:p>
+          <w:r>
+            <w:fldChar w:fldCharType="begin" w:dirty="true"/>
+            <w:instrText xml:space="preserve">TOC \o "1-3" \h \z \u</w:instrText>
+            <w:fldChar w:fldCharType="separate"/>
+            <w:fldChar w:fldCharType="end"/>
+          </w:r>
+        </w:p>
+      </w:sdtContent>
+    </w:sdt>
     <w:bookmarkStart w:id="30" w:name="X7bd80911c2fb740b6c275856449c4fa890df909"/>
     <w:p>
       <w:pPr>
@@ -196,13 +222,13 @@
         <w:t xml:space="preserve"> </w:t>
       </w:r>
       <w:r>
-        <w:t xml:space="preserve">pooling and identification strategy below. Appendix A complements Chapter 3 (§3.3) at</w:t>
-      </w:r>
-      <w:r>
-        <w:t xml:space="preserve"> </w:t>
-      </w:r>
-      <w:r>
-        <w:t xml:space="preserve">the level of operational detail: whereas §3.3 states the data source and variable</w:t>
+        <w:t xml:space="preserve">pooling and identification strategy below. Appendix A complements Chapter 3 (Section 3.3) at</w:t>
+      </w:r>
+      <w:r>
+        <w:t xml:space="preserve"> </w:t>
+      </w:r>
+      <w:r>
+        <w:t xml:space="preserve">the level of operational detail: whereas Section 3.3 states the data source and variable</w:t>
       </w:r>
       <w:r>
         <w:t xml:space="preserve"> </w:t>
@@ -858,7 +884,7 @@
               <w:t xml:space="preserve"> </w:t>
             </w:r>
             <w:r>
-              <w:t xml:space="preserve">firms (52 economy-labels) → 50-economy frame</w:t>
+              <w:t xml:space="preserve">firms (52 economy-labels) to a 50-economy frame</w:t>
             </w:r>
           </w:p>
         </w:tc>
@@ -995,7 +1021,7 @@
           <w:iCs/>
           <w:i/>
         </w:rPr>
-        <w:t xml:space="preserve">106,765 firm-year records across 17 survey rounds, 2003–2025.</w:t>
+        <w:t xml:space="preserve">106,765 firm-year records across survey rounds spanning 2006–2026.</w:t>
       </w:r>
     </w:p>
     <w:p>
@@ -1124,7 +1150,7 @@
         <w:t xml:space="preserve"> </w:t>
       </w:r>
       <w:r>
-        <w:t xml:space="preserve">96,415 classified → 88,869 analytic → M2 N = 81,022 / M5 N = 79,080) is reproducible</w:t>
+        <w:t xml:space="preserve">96,415 classified to 88,869 analytic to M2 N = 81,022 / M5 N = 79,080) is reproducible</w:t>
       </w:r>
       <w:r>
         <w:t xml:space="preserve"> </w:t>
@@ -1208,7 +1234,7 @@
         <w:t xml:space="preserve"> </w:t>
       </w:r>
       <w:r>
-        <w:t xml:space="preserve">pre-Japan 49-economy build (91,982 analytic / 84,910 M2 / 38,342 full-control M5); that</w:t>
+        <w:t xml:space="preserve">pre-Japan 50-economy build (91,982 analytic / 84,910 M2 / 38,342 full-control M5); that</w:t>
       </w:r>
       <w:r>
         <w:t xml:space="preserve"> </w:t>
@@ -1524,7 +1550,7 @@
         <w:t xml:space="preserve">c22b</w:t>
       </w:r>
       <w:r>
-        <w:t xml:space="preserve">; e-mail; electronic payment), kept conceptually distinct per the construct-purity argument in §2.1.3 and Coltman et al. (2008).</w:t>
+        <w:t xml:space="preserve">; e-mail; electronic payment), kept conceptually distinct per the construct-purity argument in Section 2.1.3 and Coltman et al. (2008).</w:t>
       </w:r>
     </w:p>
     <w:p>
@@ -1869,7 +1895,7 @@
           <w:bCs/>
           <w:b/>
         </w:rPr>
-        <w:t xml:space="preserve">turning-point gradient</w:t>
+        <w:t xml:space="preserve">turning-point phổ thể chế</w:t>
       </w:r>
       <w:r>
         <w:t xml:space="preserve">—quantities invariant to currency units (see</w:t>
@@ -1878,7 +1904,7 @@
         <w:t xml:space="preserve"> </w:t>
       </w:r>
       <w:r>
-        <w:t xml:space="preserve">§4.1.1). Where cross-country</w:t>
+        <w:t xml:space="preserve">Section 4.1.1). Where cross-country</w:t>
       </w:r>
       <w:r>
         <w:t xml:space="preserve"> </w:t>
@@ -2475,7 +2501,7 @@
           <w:bCs/>
           <w:b/>
         </w:rPr>
-        <w:t xml:space="preserve">49 Asia-Pacific</w:t>
+        <w:t xml:space="preserve">50 Asia-Pacific</w:t>
       </w:r>
       <w:r>
         <w:rPr>
